--- a/報告/NKC202_期末專題報告.docx
+++ b/報告/NKC202_期末專題報告.docx
@@ -215,39 +215,382 @@
         <w:t xml:space="preserve">目錄</w:t>
       </w:r>
     </w:p>
-    <w:sdt>
-      <w:sdtPr>
-        <w:alias w:val="目錄"/>
-      </w:sdtPr>
-      <w:sdtContent>
-        <w:p>
-          <w:r>
-            <w:fldChar w:fldCharType="begin" w:dirty="true"/>
-            <w:instrText xml:space="preserve">TOC \h \o "1-2"</w:instrText>
-            <w:fldChar w:fldCharType="separate"/>
-          </w:r>
-        </w:p>
-        <w:p>
-          <w:r>
-            <w:fldChar w:fldCharType="end"/>
-          </w:r>
-        </w:p>
-      </w:sdtContent>
-    </w:sdt>
-    <w:p>
-      <w:pPr>
-        <w:spacing w:after="120" w:line="300"/>
+    <w:p>
+      <w:pPr>
+        <w:spacing w:after="120"/>
+      </w:pPr>
+    </w:p>
+    <w:p>
+      <w:pPr>
+        <w:spacing w:after="130" w:line="300"/>
       </w:pPr>
       <w:r>
         <w:rPr>
           <w:rFonts w:ascii="Calibri" w:cs="Calibri" w:eastAsia="Calibri" w:hAnsi="Calibri"/>
-          <w:i/>
-          <w:iCs/>
+          <w:b/>
+          <w:bCs/>
+          <w:color w:val="1F2937"/>
+          <w:sz w:val="23"/>
+          <w:szCs w:val="23"/>
+        </w:rPr>
+        <w:t xml:space="preserve">摘要</w:t>
+      </w:r>
+    </w:p>
+    <w:p>
+      <w:pPr>
+        <w:spacing w:after="40" w:line="300"/>
+      </w:pPr>
+      <w:r>
+        <w:rPr>
+          <w:rFonts w:ascii="Calibri" w:cs="Calibri" w:eastAsia="Calibri" w:hAnsi="Calibri"/>
+          <w:b/>
+          <w:bCs/>
+          <w:color w:val="1F2937"/>
+          <w:sz w:val="23"/>
+          <w:szCs w:val="23"/>
+        </w:rPr>
+        <w:t xml:space="preserve">一、專題背景與選題</w:t>
+      </w:r>
+    </w:p>
+    <w:p>
+      <w:pPr>
+        <w:spacing w:after="130" w:line="300"/>
+        <w:ind w:left="300"/>
+      </w:pPr>
+      <w:r>
+        <w:rPr>
+          <w:rFonts w:ascii="Calibri" w:cs="Calibri" w:eastAsia="Calibri" w:hAnsi="Calibri"/>
           <w:color w:val="6B7280"/>
-          <w:sz w:val="18"/>
-          <w:szCs w:val="18"/>
-        </w:rPr>
-        <w:t xml:space="preserve">（在 Word 中按 F9 或右鍵「更新功能變數」可產生頁碼）</w:t>
+          <w:sz w:val="20"/>
+          <w:szCs w:val="20"/>
+        </w:rPr>
+        <w:t xml:space="preserve">1.1 題目與範圍　1.2 選題理由　1.3 展示用應用程式的設計</w:t>
+      </w:r>
+    </w:p>
+    <w:p>
+      <w:pPr>
+        <w:spacing w:after="40" w:line="300"/>
+      </w:pPr>
+      <w:r>
+        <w:rPr>
+          <w:rFonts w:ascii="Calibri" w:cs="Calibri" w:eastAsia="Calibri" w:hAnsi="Calibri"/>
+          <w:b/>
+          <w:bCs/>
+          <w:color w:val="1F2937"/>
+          <w:sz w:val="23"/>
+          <w:szCs w:val="23"/>
+        </w:rPr>
+        <w:t xml:space="preserve">二、系統架構</w:t>
+      </w:r>
+    </w:p>
+    <w:p>
+      <w:pPr>
+        <w:spacing w:after="130" w:line="300"/>
+        <w:ind w:left="300"/>
+      </w:pPr>
+      <w:r>
+        <w:rPr>
+          <w:rFonts w:ascii="Calibri" w:cs="Calibri" w:eastAsia="Calibri" w:hAnsi="Calibri"/>
+          <w:color w:val="6B7280"/>
+          <w:sz w:val="20"/>
+          <w:szCs w:val="20"/>
+        </w:rPr>
+        <w:t xml:space="preserve">2.1 整體資料流　2.2 網路架構　2.3 運算與部署目標</w:t>
+      </w:r>
+    </w:p>
+    <w:p>
+      <w:pPr>
+        <w:spacing w:after="40" w:line="300"/>
+      </w:pPr>
+      <w:r>
+        <w:rPr>
+          <w:rFonts w:ascii="Calibri" w:cs="Calibri" w:eastAsia="Calibri" w:hAnsi="Calibri"/>
+          <w:b/>
+          <w:bCs/>
+          <w:color w:val="1F2937"/>
+          <w:sz w:val="23"/>
+          <w:szCs w:val="23"/>
+        </w:rPr>
+        <w:t xml:space="preserve">三、實作歷程</w:t>
+      </w:r>
+    </w:p>
+    <w:p>
+      <w:pPr>
+        <w:spacing w:after="130" w:line="300"/>
+        <w:ind w:left="300"/>
+      </w:pPr>
+      <w:r>
+        <w:rPr>
+          <w:rFonts w:ascii="Calibri" w:cs="Calibri" w:eastAsia="Calibri" w:hAnsi="Calibri"/>
+          <w:color w:val="6B7280"/>
+          <w:sz w:val="20"/>
+          <w:szCs w:val="20"/>
+        </w:rPr>
+        <w:t xml:space="preserve">3.1 關 0 手動部署　3.2 關 1 容器化與 ECR　3.3 關 2 自動建置</w:t>
+      </w:r>
+    </w:p>
+    <w:p>
+      <w:pPr>
+        <w:spacing w:after="130" w:line="300"/>
+        <w:ind w:left="300"/>
+      </w:pPr>
+      <w:r>
+        <w:rPr>
+          <w:rFonts w:ascii="Calibri" w:cs="Calibri" w:eastAsia="Calibri" w:hAnsi="Calibri"/>
+          <w:color w:val="6B7280"/>
+          <w:sz w:val="20"/>
+          <w:szCs w:val="20"/>
+        </w:rPr>
+        <w:t xml:space="preserve">3.4 關 3 自動部署至 EC2　3.5 關 4 ECS Fargate 滾動更新</w:t>
+      </w:r>
+    </w:p>
+    <w:p>
+      <w:pPr>
+        <w:spacing w:after="130" w:line="300"/>
+        <w:ind w:left="300"/>
+      </w:pPr>
+      <w:r>
+        <w:rPr>
+          <w:rFonts w:ascii="Calibri" w:cs="Calibri" w:eastAsia="Calibri" w:hAnsi="Calibri"/>
+          <w:color w:val="6B7280"/>
+          <w:sz w:val="20"/>
+          <w:szCs w:val="20"/>
+        </w:rPr>
+        <w:t xml:space="preserve">3.6 檢核點驗證：測試守門與回滾</w:t>
+      </w:r>
+    </w:p>
+    <w:p>
+      <w:pPr>
+        <w:spacing w:after="40" w:line="300"/>
+      </w:pPr>
+      <w:r>
+        <w:rPr>
+          <w:rFonts w:ascii="Calibri" w:cs="Calibri" w:eastAsia="Calibri" w:hAnsi="Calibri"/>
+          <w:b/>
+          <w:bCs/>
+          <w:color w:val="1F2937"/>
+          <w:sz w:val="23"/>
+          <w:szCs w:val="23"/>
+        </w:rPr>
+        <w:t xml:space="preserve">四、成果與量化分析</w:t>
+      </w:r>
+    </w:p>
+    <w:p>
+      <w:pPr>
+        <w:spacing w:after="130" w:line="300"/>
+        <w:ind w:left="300"/>
+      </w:pPr>
+      <w:r>
+        <w:rPr>
+          <w:rFonts w:ascii="Calibri" w:cs="Calibri" w:eastAsia="Calibri" w:hAnsi="Calibri"/>
+          <w:color w:val="6B7280"/>
+          <w:sz w:val="20"/>
+          <w:szCs w:val="20"/>
+        </w:rPr>
+        <w:t xml:space="preserve">4.1 五關對照表　4.2 關於耗時數據的說明</w:t>
+      </w:r>
+    </w:p>
+    <w:p>
+      <w:pPr>
+        <w:spacing w:after="40" w:line="300"/>
+      </w:pPr>
+      <w:r>
+        <w:rPr>
+          <w:rFonts w:ascii="Calibri" w:cs="Calibri" w:eastAsia="Calibri" w:hAnsi="Calibri"/>
+          <w:b/>
+          <w:bCs/>
+          <w:color w:val="1F2937"/>
+          <w:sz w:val="23"/>
+          <w:szCs w:val="23"/>
+        </w:rPr>
+        <w:t xml:space="preserve">五、安全設計</w:t>
+      </w:r>
+    </w:p>
+    <w:p>
+      <w:pPr>
+        <w:spacing w:after="130" w:line="300"/>
+        <w:ind w:left="300"/>
+      </w:pPr>
+      <w:r>
+        <w:rPr>
+          <w:rFonts w:ascii="Calibri" w:cs="Calibri" w:eastAsia="Calibri" w:hAnsi="Calibri"/>
+          <w:color w:val="6B7280"/>
+          <w:sz w:val="20"/>
+          <w:szCs w:val="20"/>
+        </w:rPr>
+        <w:t xml:space="preserve">5.1 整條流水線零長期憑證　5.2 其他安全措施　5.3 權限的漸進式授予</w:t>
+      </w:r>
+    </w:p>
+    <w:p>
+      <w:pPr>
+        <w:spacing w:after="40" w:line="300"/>
+      </w:pPr>
+      <w:r>
+        <w:rPr>
+          <w:rFonts w:ascii="Calibri" w:cs="Calibri" w:eastAsia="Calibri" w:hAnsi="Calibri"/>
+          <w:b/>
+          <w:bCs/>
+          <w:color w:val="1F2937"/>
+          <w:sz w:val="23"/>
+          <w:szCs w:val="23"/>
+        </w:rPr>
+        <w:t xml:space="preserve">六、問題排除紀錄</w:t>
+      </w:r>
+    </w:p>
+    <w:p>
+      <w:pPr>
+        <w:spacing w:after="130" w:line="300"/>
+        <w:ind w:left="300"/>
+      </w:pPr>
+      <w:r>
+        <w:rPr>
+          <w:rFonts w:ascii="Calibri" w:cs="Calibri" w:eastAsia="Calibri" w:hAnsi="Calibri"/>
+          <w:color w:val="6B7280"/>
+          <w:sz w:val="20"/>
+          <w:szCs w:val="20"/>
+        </w:rPr>
+        <w:t xml:space="preserve">6.1 GitHub OIDC 信任政策比對失敗　6.2 跨架構建置</w:t>
+      </w:r>
+    </w:p>
+    <w:p>
+      <w:pPr>
+        <w:spacing w:after="130" w:line="300"/>
+        <w:ind w:left="300"/>
+      </w:pPr>
+      <w:r>
+        <w:rPr>
+          <w:rFonts w:ascii="Calibri" w:cs="Calibri" w:eastAsia="Calibri" w:hAnsi="Calibri"/>
+          <w:color w:val="6B7280"/>
+          <w:sz w:val="20"/>
+          <w:szCs w:val="20"/>
+        </w:rPr>
+        <w:t xml:space="preserve">6.3 ECR 漏洞掃描無結果　6.4 CloudFormation 範本欄位編碼限制</w:t>
+      </w:r>
+    </w:p>
+    <w:p>
+      <w:pPr>
+        <w:spacing w:after="40" w:line="300"/>
+      </w:pPr>
+      <w:r>
+        <w:rPr>
+          <w:rFonts w:ascii="Calibri" w:cs="Calibri" w:eastAsia="Calibri" w:hAnsi="Calibri"/>
+          <w:b/>
+          <w:bCs/>
+          <w:color w:val="1F2937"/>
+          <w:sz w:val="23"/>
+          <w:szCs w:val="23"/>
+        </w:rPr>
+        <w:t xml:space="preserve">七、設計決策與取捨</w:t>
+      </w:r>
+    </w:p>
+    <w:p>
+      <w:pPr>
+        <w:spacing w:after="130" w:line="300"/>
+        <w:ind w:left="300"/>
+      </w:pPr>
+      <w:r>
+        <w:rPr>
+          <w:rFonts w:ascii="Calibri" w:cs="Calibri" w:eastAsia="Calibri" w:hAnsi="Calibri"/>
+          <w:color w:val="6B7280"/>
+          <w:sz w:val="20"/>
+          <w:szCs w:val="20"/>
+        </w:rPr>
+        <w:t xml:space="preserve">7.1 主要決策一覽　7.2 關 5 的評估與決定</w:t>
+      </w:r>
+    </w:p>
+    <w:p>
+      <w:pPr>
+        <w:spacing w:after="130" w:line="300"/>
+      </w:pPr>
+      <w:r>
+        <w:rPr>
+          <w:rFonts w:ascii="Calibri" w:cs="Calibri" w:eastAsia="Calibri" w:hAnsi="Calibri"/>
+          <w:b/>
+          <w:bCs/>
+          <w:color w:val="1F2937"/>
+          <w:sz w:val="23"/>
+          <w:szCs w:val="23"/>
+        </w:rPr>
+        <w:t xml:space="preserve">八、與金融業實務的對應</w:t>
+      </w:r>
+    </w:p>
+    <w:p>
+      <w:pPr>
+        <w:spacing w:after="40" w:line="300"/>
+      </w:pPr>
+      <w:r>
+        <w:rPr>
+          <w:rFonts w:ascii="Calibri" w:cs="Calibri" w:eastAsia="Calibri" w:hAnsi="Calibri"/>
+          <w:b/>
+          <w:bCs/>
+          <w:color w:val="1F2937"/>
+          <w:sz w:val="23"/>
+          <w:szCs w:val="23"/>
+        </w:rPr>
+        <w:t xml:space="preserve">九、結論與後續改善</w:t>
+      </w:r>
+    </w:p>
+    <w:p>
+      <w:pPr>
+        <w:spacing w:after="130" w:line="300"/>
+        <w:ind w:left="300"/>
+      </w:pPr>
+      <w:r>
+        <w:rPr>
+          <w:rFonts w:ascii="Calibri" w:cs="Calibri" w:eastAsia="Calibri" w:hAnsi="Calibri"/>
+          <w:color w:val="6B7280"/>
+          <w:sz w:val="20"/>
+          <w:szCs w:val="20"/>
+        </w:rPr>
+        <w:t xml:space="preserve">9.1 結論　9.2 後續改善方向</w:t>
+      </w:r>
+    </w:p>
+    <w:p>
+      <w:pPr>
+        <w:spacing w:after="130" w:line="300"/>
+      </w:pPr>
+      <w:r>
+        <w:rPr>
+          <w:rFonts w:ascii="Calibri" w:cs="Calibri" w:eastAsia="Calibri" w:hAnsi="Calibri"/>
+          <w:b/>
+          <w:bCs/>
+          <w:color w:val="1F2937"/>
+          <w:sz w:val="23"/>
+          <w:szCs w:val="23"/>
+        </w:rPr>
+        <w:t xml:space="preserve">附錄 A：檢核點對照</w:t>
+      </w:r>
+    </w:p>
+    <w:p>
+      <w:pPr>
+        <w:spacing w:after="130" w:line="300"/>
+      </w:pPr>
+      <w:r>
+        <w:rPr>
+          <w:rFonts w:ascii="Calibri" w:cs="Calibri" w:eastAsia="Calibri" w:hAnsi="Calibri"/>
+          <w:b/>
+          <w:bCs/>
+          <w:color w:val="1F2937"/>
+          <w:sz w:val="23"/>
+          <w:szCs w:val="23"/>
+        </w:rPr>
+        <w:t xml:space="preserve">附錄 B：使用的 AWS 服務與資源</w:t>
+      </w:r>
+    </w:p>
+    <w:p>
+      <w:pPr>
+        <w:spacing w:after="130" w:line="300"/>
+      </w:pPr>
+      <w:r>
+        <w:rPr>
+          <w:rFonts w:ascii="Calibri" w:cs="Calibri" w:eastAsia="Calibri" w:hAnsi="Calibri"/>
+          <w:b/>
+          <w:bCs/>
+          <w:color w:val="1F2937"/>
+          <w:sz w:val="23"/>
+          <w:szCs w:val="23"/>
+        </w:rPr>
+        <w:t xml:space="preserve">附錄 C：交付物索引</w:t>
       </w:r>
     </w:p>
     <w:p>
@@ -6419,6 +6762,1377 @@
           <w:szCs w:val="22"/>
         </w:rPr>
         <w:t xml:space="preserve">新舊版本同時服務約 15 秒，期間無任何請求失敗。此交錯模式為滾動更新的直接證據——它顯示系統為「先啟動新的、確認健康、再收回舊的」，而非「先終止再啟動」。</w:t>
+      </w:r>
+    </w:p>
+    <w:p>
+      <w:pPr>
+        <w:pStyle w:val="Heading2"/>
+        <w:spacing w:after="140" w:before="260"/>
+      </w:pPr>
+      <w:r>
+        <w:rPr>
+          <w:rFonts w:ascii="Calibri" w:cs="Calibri" w:eastAsia="Calibri" w:hAnsi="Calibri"/>
+          <w:b/>
+          <w:bCs/>
+          <w:color w:val="1F2937"/>
+          <w:sz w:val="26"/>
+          <w:szCs w:val="26"/>
+        </w:rPr>
+        <w:t xml:space="preserve">3.6 檢核點驗證：測試守門與回滾</w:t>
+      </w:r>
+    </w:p>
+    <w:p>
+      <w:pPr>
+        <w:spacing w:after="120" w:line="300"/>
+      </w:pPr>
+      <w:r>
+        <w:rPr>
+          <w:rFonts w:ascii="Calibri" w:cs="Calibri" w:eastAsia="Calibri" w:hAnsi="Calibri"/>
+          <w:color w:val="1F2937"/>
+          <w:sz w:val="22"/>
+          <w:szCs w:val="22"/>
+        </w:rPr>
+        <w:t xml:space="preserve">上述五關完成後，另針對兩項「機制已建置但尚未實際演示」的能力進行驗證。</w:t>
+      </w:r>
+    </w:p>
+    <w:p>
+      <w:pPr>
+        <w:pStyle w:val="Heading3"/>
+        <w:spacing w:after="140" w:before="260"/>
+      </w:pPr>
+      <w:r>
+        <w:rPr>
+          <w:rFonts w:ascii="Calibri" w:cs="Calibri" w:eastAsia="Calibri" w:hAnsi="Calibri"/>
+          <w:b/>
+          <w:bCs/>
+          <w:color w:val="1F2937"/>
+          <w:sz w:val="23"/>
+          <w:szCs w:val="23"/>
+        </w:rPr>
+        <w:t xml:space="preserve">3.6.1 測試失敗時流水線中止</w:t>
+      </w:r>
+    </w:p>
+    <w:p>
+      <w:pPr>
+        <w:spacing w:after="120" w:line="300"/>
+      </w:pPr>
+      <w:r>
+        <w:rPr>
+          <w:rFonts w:ascii="Calibri" w:cs="Calibri" w:eastAsia="Calibri" w:hAnsi="Calibri"/>
+          <w:color w:val="1F2937"/>
+          <w:sz w:val="22"/>
+          <w:szCs w:val="22"/>
+        </w:rPr>
+        <w:t xml:space="preserve">方法：刻意將測試的預期狀態碼由 200 改為 201（應用實際回傳 200，故必然失敗），推送後觀察流水線行為。</w:t>
+      </w:r>
+    </w:p>
+    <w:tbl>
+      <w:tblPr>
+        <w:tblW w:type="dxa" w:w="9000"/>
+        <w:tblBorders>
+          <w:top w:val="single" w:color="D1D5DB" w:sz="2"/>
+          <w:left w:val="single" w:color="D1D5DB" w:sz="2"/>
+          <w:bottom w:val="single" w:color="D1D5DB" w:sz="2"/>
+          <w:right w:val="single" w:color="D1D5DB" w:sz="2"/>
+          <w:insideH w:val="single" w:color="E5E7EB" w:sz="1"/>
+          <w:insideV w:val="single" w:color="E5E7EB" w:sz="1"/>
+        </w:tblBorders>
+      </w:tblPr>
+      <w:tblGrid>
+        <w:gridCol w:w="4500"/>
+        <w:gridCol w:w="4500"/>
+      </w:tblGrid>
+      <w:tr>
+        <w:trPr>
+          <w:tblHeader/>
+        </w:trPr>
+        <w:tc>
+          <w:tcPr>
+            <w:tcW w:type="dxa" w:w="4500"/>
+            <w:shd w:fill="EFF6FF" w:color="auto" w:val="clear"/>
+            <w:tcMar>
+              <w:top w:type="dxa" w:w="90"/>
+              <w:left w:type="dxa" w:w="130"/>
+              <w:bottom w:type="dxa" w:w="90"/>
+              <w:right w:type="dxa" w:w="130"/>
+            </w:tcMar>
+          </w:tcPr>
+          <w:p>
+            <w:pPr>
+              <w:spacing w:after="0" w:line="280"/>
+            </w:pPr>
+            <w:r>
+              <w:rPr>
+                <w:rFonts w:ascii="Calibri" w:cs="Calibri" w:eastAsia="Calibri" w:hAnsi="Calibri"/>
+                <w:b/>
+                <w:bCs/>
+                <w:color w:val="0369A1"/>
+                <w:sz w:val="19"/>
+                <w:szCs w:val="19"/>
+              </w:rPr>
+              <w:t xml:space="preserve">Job</w:t>
+            </w:r>
+          </w:p>
+        </w:tc>
+        <w:tc>
+          <w:tcPr>
+            <w:tcW w:type="dxa" w:w="4500"/>
+            <w:shd w:fill="EFF6FF" w:color="auto" w:val="clear"/>
+            <w:tcMar>
+              <w:top w:type="dxa" w:w="90"/>
+              <w:left w:type="dxa" w:w="130"/>
+              <w:bottom w:type="dxa" w:w="90"/>
+              <w:right w:type="dxa" w:w="130"/>
+            </w:tcMar>
+          </w:tcPr>
+          <w:p>
+            <w:pPr>
+              <w:spacing w:after="0" w:line="280"/>
+            </w:pPr>
+            <w:r>
+              <w:rPr>
+                <w:rFonts w:ascii="Calibri" w:cs="Calibri" w:eastAsia="Calibri" w:hAnsi="Calibri"/>
+                <w:b/>
+                <w:bCs/>
+                <w:color w:val="0369A1"/>
+                <w:sz w:val="19"/>
+                <w:szCs w:val="19"/>
+              </w:rPr>
+              <w:t xml:space="preserve">結果</w:t>
+            </w:r>
+          </w:p>
+        </w:tc>
+      </w:tr>
+      <w:tr>
+        <w:tc>
+          <w:tcPr>
+            <w:tcW w:type="dxa" w:w="4500"/>
+            <w:tcMar>
+              <w:top w:type="dxa" w:w="90"/>
+              <w:left w:type="dxa" w:w="130"/>
+              <w:bottom w:type="dxa" w:w="90"/>
+              <w:right w:type="dxa" w:w="130"/>
+            </w:tcMar>
+          </w:tcPr>
+          <w:p>
+            <w:pPr>
+              <w:spacing w:after="0" w:line="280"/>
+            </w:pPr>
+            <w:r>
+              <w:rPr>
+                <w:rFonts w:ascii="Calibri" w:cs="Calibri" w:eastAsia="Calibri" w:hAnsi="Calibri"/>
+                <w:b w:val="false"/>
+                <w:bCs w:val="false"/>
+                <w:color w:val="1F2937"/>
+                <w:sz w:val="20"/>
+                <w:szCs w:val="20"/>
+              </w:rPr>
+              <w:t xml:space="preserve">執行測試</w:t>
+            </w:r>
+          </w:p>
+        </w:tc>
+        <w:tc>
+          <w:tcPr>
+            <w:tcW w:type="dxa" w:w="4500"/>
+            <w:tcMar>
+              <w:top w:type="dxa" w:w="90"/>
+              <w:left w:type="dxa" w:w="130"/>
+              <w:bottom w:type="dxa" w:w="90"/>
+              <w:right w:type="dxa" w:w="130"/>
+            </w:tcMar>
+          </w:tcPr>
+          <w:p>
+            <w:pPr>
+              <w:spacing w:after="0" w:line="280"/>
+            </w:pPr>
+            <w:r>
+              <w:rPr>
+                <w:rFonts w:ascii="Calibri" w:cs="Calibri" w:eastAsia="Calibri" w:hAnsi="Calibri"/>
+                <w:b/>
+                <w:bCs/>
+                <w:color w:val="B91C1C"/>
+                <w:sz w:val="20"/>
+                <w:szCs w:val="20"/>
+              </w:rPr>
+              <w:t xml:space="preserve">失敗</w:t>
+            </w:r>
+          </w:p>
+        </w:tc>
+      </w:tr>
+      <w:tr>
+        <w:tc>
+          <w:tcPr>
+            <w:tcW w:type="dxa" w:w="4500"/>
+            <w:shd w:fill="F8FAFC" w:color="auto" w:val="clear"/>
+            <w:tcMar>
+              <w:top w:type="dxa" w:w="90"/>
+              <w:left w:type="dxa" w:w="130"/>
+              <w:bottom w:type="dxa" w:w="90"/>
+              <w:right w:type="dxa" w:w="130"/>
+            </w:tcMar>
+          </w:tcPr>
+          <w:p>
+            <w:pPr>
+              <w:spacing w:after="0" w:line="280"/>
+            </w:pPr>
+            <w:r>
+              <w:rPr>
+                <w:rFonts w:ascii="Calibri" w:cs="Calibri" w:eastAsia="Calibri" w:hAnsi="Calibri"/>
+                <w:b w:val="false"/>
+                <w:bCs w:val="false"/>
+                <w:color w:val="1F2937"/>
+                <w:sz w:val="20"/>
+                <w:szCs w:val="20"/>
+              </w:rPr>
+              <w:t xml:space="preserve">建置並推送映像檔</w:t>
+            </w:r>
+          </w:p>
+        </w:tc>
+        <w:tc>
+          <w:tcPr>
+            <w:tcW w:type="dxa" w:w="4500"/>
+            <w:shd w:fill="F8FAFC" w:color="auto" w:val="clear"/>
+            <w:tcMar>
+              <w:top w:type="dxa" w:w="90"/>
+              <w:left w:type="dxa" w:w="130"/>
+              <w:bottom w:type="dxa" w:w="90"/>
+              <w:right w:type="dxa" w:w="130"/>
+            </w:tcMar>
+          </w:tcPr>
+          <w:p>
+            <w:pPr>
+              <w:spacing w:after="0" w:line="280"/>
+            </w:pPr>
+            <w:r>
+              <w:rPr>
+                <w:rFonts w:ascii="Calibri" w:cs="Calibri" w:eastAsia="Calibri" w:hAnsi="Calibri"/>
+                <w:b/>
+                <w:bCs/>
+                <w:color w:val="6B7280"/>
+                <w:sz w:val="20"/>
+                <w:szCs w:val="20"/>
+              </w:rPr>
+              <w:t xml:space="preserve">未執行（skipped）</w:t>
+            </w:r>
+          </w:p>
+        </w:tc>
+      </w:tr>
+      <w:tr>
+        <w:tc>
+          <w:tcPr>
+            <w:tcW w:type="dxa" w:w="4500"/>
+            <w:tcMar>
+              <w:top w:type="dxa" w:w="90"/>
+              <w:left w:type="dxa" w:w="130"/>
+              <w:bottom w:type="dxa" w:w="90"/>
+              <w:right w:type="dxa" w:w="130"/>
+            </w:tcMar>
+          </w:tcPr>
+          <w:p>
+            <w:pPr>
+              <w:spacing w:after="0" w:line="280"/>
+            </w:pPr>
+            <w:r>
+              <w:rPr>
+                <w:rFonts w:ascii="Calibri" w:cs="Calibri" w:eastAsia="Calibri" w:hAnsi="Calibri"/>
+                <w:b w:val="false"/>
+                <w:bCs w:val="false"/>
+                <w:color w:val="1F2937"/>
+                <w:sz w:val="20"/>
+                <w:szCs w:val="20"/>
+              </w:rPr>
+              <w:t xml:space="preserve">部署到 EC2</w:t>
+            </w:r>
+          </w:p>
+        </w:tc>
+        <w:tc>
+          <w:tcPr>
+            <w:tcW w:type="dxa" w:w="4500"/>
+            <w:tcMar>
+              <w:top w:type="dxa" w:w="90"/>
+              <w:left w:type="dxa" w:w="130"/>
+              <w:bottom w:type="dxa" w:w="90"/>
+              <w:right w:type="dxa" w:w="130"/>
+            </w:tcMar>
+          </w:tcPr>
+          <w:p>
+            <w:pPr>
+              <w:spacing w:after="0" w:line="280"/>
+            </w:pPr>
+            <w:r>
+              <w:rPr>
+                <w:rFonts w:ascii="Calibri" w:cs="Calibri" w:eastAsia="Calibri" w:hAnsi="Calibri"/>
+                <w:b/>
+                <w:bCs/>
+                <w:color w:val="6B7280"/>
+                <w:sz w:val="20"/>
+                <w:szCs w:val="20"/>
+              </w:rPr>
+              <w:t xml:space="preserve">未執行（skipped）</w:t>
+            </w:r>
+          </w:p>
+        </w:tc>
+      </w:tr>
+      <w:tr>
+        <w:tc>
+          <w:tcPr>
+            <w:tcW w:type="dxa" w:w="4500"/>
+            <w:shd w:fill="F8FAFC" w:color="auto" w:val="clear"/>
+            <w:tcMar>
+              <w:top w:type="dxa" w:w="90"/>
+              <w:left w:type="dxa" w:w="130"/>
+              <w:bottom w:type="dxa" w:w="90"/>
+              <w:right w:type="dxa" w:w="130"/>
+            </w:tcMar>
+          </w:tcPr>
+          <w:p>
+            <w:pPr>
+              <w:spacing w:after="0" w:line="280"/>
+            </w:pPr>
+            <w:r>
+              <w:rPr>
+                <w:rFonts w:ascii="Calibri" w:cs="Calibri" w:eastAsia="Calibri" w:hAnsi="Calibri"/>
+                <w:b w:val="false"/>
+                <w:bCs w:val="false"/>
+                <w:color w:val="1F2937"/>
+                <w:sz w:val="20"/>
+                <w:szCs w:val="20"/>
+              </w:rPr>
+              <w:t xml:space="preserve">滾動更新部署到 ECS</w:t>
+            </w:r>
+          </w:p>
+        </w:tc>
+        <w:tc>
+          <w:tcPr>
+            <w:tcW w:type="dxa" w:w="4500"/>
+            <w:shd w:fill="F8FAFC" w:color="auto" w:val="clear"/>
+            <w:tcMar>
+              <w:top w:type="dxa" w:w="90"/>
+              <w:left w:type="dxa" w:w="130"/>
+              <w:bottom w:type="dxa" w:w="90"/>
+              <w:right w:type="dxa" w:w="130"/>
+            </w:tcMar>
+          </w:tcPr>
+          <w:p>
+            <w:pPr>
+              <w:spacing w:after="0" w:line="280"/>
+            </w:pPr>
+            <w:r>
+              <w:rPr>
+                <w:rFonts w:ascii="Calibri" w:cs="Calibri" w:eastAsia="Calibri" w:hAnsi="Calibri"/>
+                <w:b/>
+                <w:bCs/>
+                <w:color w:val="6B7280"/>
+                <w:sz w:val="20"/>
+                <w:szCs w:val="20"/>
+              </w:rPr>
+              <w:t xml:space="preserve">未執行（skipped）</w:t>
+            </w:r>
+          </w:p>
+        </w:tc>
+      </w:tr>
+    </w:tbl>
+    <w:p>
+      <w:pPr>
+        <w:spacing w:after="160"/>
+      </w:pPr>
+    </w:p>
+    <w:p>
+      <w:pPr>
+        <w:spacing w:after="120" w:line="300"/>
+      </w:pPr>
+      <w:r>
+        <w:rPr>
+          <w:rFonts w:ascii="Calibri" w:cs="Calibri" w:eastAsia="Calibri" w:hAnsi="Calibri"/>
+          <w:b/>
+          <w:bCs/>
+          <w:color w:val="1F2937"/>
+          <w:sz w:val="22"/>
+          <w:szCs w:val="22"/>
+        </w:rPr>
+        <w:t xml:space="preserve">關鍵驗證為「損壞的程式碼是否進入線上環境」：</w:t>
+      </w:r>
+    </w:p>
+    <w:tbl>
+      <w:tblPr>
+        <w:tblW w:type="dxa" w:w="9000"/>
+        <w:tblBorders>
+          <w:top w:val="single" w:color="D1D5DB" w:sz="2"/>
+          <w:left w:val="single" w:color="D1D5DB" w:sz="2"/>
+          <w:bottom w:val="single" w:color="D1D5DB" w:sz="2"/>
+          <w:right w:val="single" w:color="D1D5DB" w:sz="2"/>
+          <w:insideH w:val="single" w:color="E5E7EB" w:sz="1"/>
+          <w:insideV w:val="single" w:color="E5E7EB" w:sz="1"/>
+        </w:tblBorders>
+      </w:tblPr>
+      <w:tblGrid>
+        <w:gridCol w:w="2400"/>
+        <w:gridCol w:w="2200"/>
+        <w:gridCol w:w="2200"/>
+        <w:gridCol w:w="2200"/>
+      </w:tblGrid>
+      <w:tr>
+        <w:trPr>
+          <w:tblHeader/>
+        </w:trPr>
+        <w:tc>
+          <w:tcPr>
+            <w:tcW w:type="dxa" w:w="2400"/>
+            <w:shd w:fill="EFF6FF" w:color="auto" w:val="clear"/>
+            <w:tcMar>
+              <w:top w:type="dxa" w:w="90"/>
+              <w:left w:type="dxa" w:w="130"/>
+              <w:bottom w:type="dxa" w:w="90"/>
+              <w:right w:type="dxa" w:w="130"/>
+            </w:tcMar>
+          </w:tcPr>
+          <w:p>
+            <w:pPr>
+              <w:spacing w:after="0" w:line="280"/>
+            </w:pPr>
+            <w:r>
+              <w:rPr>
+                <w:rFonts w:ascii="Calibri" w:cs="Calibri" w:eastAsia="Calibri" w:hAnsi="Calibri"/>
+                <w:b/>
+                <w:bCs/>
+                <w:color w:val="0369A1"/>
+                <w:sz w:val="19"/>
+                <w:szCs w:val="19"/>
+              </w:rPr>
+              <w:t xml:space="preserve">檢查項目</w:t>
+            </w:r>
+          </w:p>
+        </w:tc>
+        <w:tc>
+          <w:tcPr>
+            <w:tcW w:type="dxa" w:w="2200"/>
+            <w:shd w:fill="EFF6FF" w:color="auto" w:val="clear"/>
+            <w:tcMar>
+              <w:top w:type="dxa" w:w="90"/>
+              <w:left w:type="dxa" w:w="130"/>
+              <w:bottom w:type="dxa" w:w="90"/>
+              <w:right w:type="dxa" w:w="130"/>
+            </w:tcMar>
+          </w:tcPr>
+          <w:p>
+            <w:pPr>
+              <w:spacing w:after="0" w:line="280"/>
+            </w:pPr>
+            <w:r>
+              <w:rPr>
+                <w:rFonts w:ascii="Calibri" w:cs="Calibri" w:eastAsia="Calibri" w:hAnsi="Calibri"/>
+                <w:b/>
+                <w:bCs/>
+                <w:color w:val="0369A1"/>
+                <w:sz w:val="19"/>
+                <w:szCs w:val="19"/>
+              </w:rPr>
+              <w:t xml:space="preserve">演示前</w:t>
+            </w:r>
+          </w:p>
+        </w:tc>
+        <w:tc>
+          <w:tcPr>
+            <w:tcW w:type="dxa" w:w="2200"/>
+            <w:shd w:fill="EFF6FF" w:color="auto" w:val="clear"/>
+            <w:tcMar>
+              <w:top w:type="dxa" w:w="90"/>
+              <w:left w:type="dxa" w:w="130"/>
+              <w:bottom w:type="dxa" w:w="90"/>
+              <w:right w:type="dxa" w:w="130"/>
+            </w:tcMar>
+          </w:tcPr>
+          <w:p>
+            <w:pPr>
+              <w:spacing w:after="0" w:line="280"/>
+            </w:pPr>
+            <w:r>
+              <w:rPr>
+                <w:rFonts w:ascii="Calibri" w:cs="Calibri" w:eastAsia="Calibri" w:hAnsi="Calibri"/>
+                <w:b/>
+                <w:bCs/>
+                <w:color w:val="0369A1"/>
+                <w:sz w:val="19"/>
+                <w:szCs w:val="19"/>
+              </w:rPr>
+              <w:t xml:space="preserve">演示後</w:t>
+            </w:r>
+          </w:p>
+        </w:tc>
+        <w:tc>
+          <w:tcPr>
+            <w:tcW w:type="dxa" w:w="2200"/>
+            <w:shd w:fill="EFF6FF" w:color="auto" w:val="clear"/>
+            <w:tcMar>
+              <w:top w:type="dxa" w:w="90"/>
+              <w:left w:type="dxa" w:w="130"/>
+              <w:bottom w:type="dxa" w:w="90"/>
+              <w:right w:type="dxa" w:w="130"/>
+            </w:tcMar>
+          </w:tcPr>
+          <w:p>
+            <w:pPr>
+              <w:spacing w:after="0" w:line="280"/>
+            </w:pPr>
+            <w:r>
+              <w:rPr>
+                <w:rFonts w:ascii="Calibri" w:cs="Calibri" w:eastAsia="Calibri" w:hAnsi="Calibri"/>
+                <w:b/>
+                <w:bCs/>
+                <w:color w:val="0369A1"/>
+                <w:sz w:val="19"/>
+                <w:szCs w:val="19"/>
+              </w:rPr>
+              <w:t xml:space="preserve">結論</w:t>
+            </w:r>
+          </w:p>
+        </w:tc>
+      </w:tr>
+      <w:tr>
+        <w:tc>
+          <w:tcPr>
+            <w:tcW w:type="dxa" w:w="2400"/>
+            <w:tcMar>
+              <w:top w:type="dxa" w:w="90"/>
+              <w:left w:type="dxa" w:w="130"/>
+              <w:bottom w:type="dxa" w:w="90"/>
+              <w:right w:type="dxa" w:w="130"/>
+            </w:tcMar>
+          </w:tcPr>
+          <w:p>
+            <w:pPr>
+              <w:spacing w:after="0" w:line="280"/>
+            </w:pPr>
+            <w:r>
+              <w:rPr>
+                <w:rFonts w:ascii="Calibri" w:cs="Calibri" w:eastAsia="Calibri" w:hAnsi="Calibri"/>
+                <w:b w:val="false"/>
+                <w:bCs w:val="false"/>
+                <w:color w:val="1F2937"/>
+                <w:sz w:val="20"/>
+                <w:szCs w:val="20"/>
+              </w:rPr>
+              <w:t xml:space="preserve">EC2 線上版本</w:t>
+            </w:r>
+          </w:p>
+        </w:tc>
+        <w:tc>
+          <w:tcPr>
+            <w:tcW w:type="dxa" w:w="2200"/>
+            <w:tcMar>
+              <w:top w:type="dxa" w:w="90"/>
+              <w:left w:type="dxa" w:w="130"/>
+              <w:bottom w:type="dxa" w:w="90"/>
+              <w:right w:type="dxa" w:w="130"/>
+            </w:tcMar>
+          </w:tcPr>
+          <w:p>
+            <w:pPr>
+              <w:spacing w:after="0" w:line="280"/>
+            </w:pPr>
+            <w:r>
+              <w:rPr>
+                <w:rFonts w:ascii="Calibri" w:cs="Calibri" w:eastAsia="Calibri" w:hAnsi="Calibri"/>
+                <w:b w:val="false"/>
+                <w:bCs w:val="false"/>
+                <w:color w:val="1F2937"/>
+                <w:sz w:val="20"/>
+                <w:szCs w:val="20"/>
+              </w:rPr>
+              <w:t xml:space="preserve">v1.2.18-ci</w:t>
+            </w:r>
+          </w:p>
+        </w:tc>
+        <w:tc>
+          <w:tcPr>
+            <w:tcW w:type="dxa" w:w="2200"/>
+            <w:tcMar>
+              <w:top w:type="dxa" w:w="90"/>
+              <w:left w:type="dxa" w:w="130"/>
+              <w:bottom w:type="dxa" w:w="90"/>
+              <w:right w:type="dxa" w:w="130"/>
+            </w:tcMar>
+          </w:tcPr>
+          <w:p>
+            <w:pPr>
+              <w:spacing w:after="0" w:line="280"/>
+            </w:pPr>
+            <w:r>
+              <w:rPr>
+                <w:rFonts w:ascii="Calibri" w:cs="Calibri" w:eastAsia="Calibri" w:hAnsi="Calibri"/>
+                <w:b w:val="false"/>
+                <w:bCs w:val="false"/>
+                <w:color w:val="1F2937"/>
+                <w:sz w:val="20"/>
+                <w:szCs w:val="20"/>
+              </w:rPr>
+              <w:t xml:space="preserve">v1.2.18-ci</w:t>
+            </w:r>
+          </w:p>
+        </w:tc>
+        <w:tc>
+          <w:tcPr>
+            <w:tcW w:type="dxa" w:w="2200"/>
+            <w:tcMar>
+              <w:top w:type="dxa" w:w="90"/>
+              <w:left w:type="dxa" w:w="130"/>
+              <w:bottom w:type="dxa" w:w="90"/>
+              <w:right w:type="dxa" w:w="130"/>
+            </w:tcMar>
+          </w:tcPr>
+          <w:p>
+            <w:pPr>
+              <w:spacing w:after="0" w:line="280"/>
+            </w:pPr>
+            <w:r>
+              <w:rPr>
+                <w:rFonts w:ascii="Calibri" w:cs="Calibri" w:eastAsia="Calibri" w:hAnsi="Calibri"/>
+                <w:b/>
+                <w:bCs/>
+                <w:color w:val="15803D"/>
+                <w:sz w:val="20"/>
+                <w:szCs w:val="20"/>
+              </w:rPr>
+              <w:t xml:space="preserve">未變更</w:t>
+            </w:r>
+          </w:p>
+        </w:tc>
+      </w:tr>
+      <w:tr>
+        <w:tc>
+          <w:tcPr>
+            <w:tcW w:type="dxa" w:w="2400"/>
+            <w:shd w:fill="F8FAFC" w:color="auto" w:val="clear"/>
+            <w:tcMar>
+              <w:top w:type="dxa" w:w="90"/>
+              <w:left w:type="dxa" w:w="130"/>
+              <w:bottom w:type="dxa" w:w="90"/>
+              <w:right w:type="dxa" w:w="130"/>
+            </w:tcMar>
+          </w:tcPr>
+          <w:p>
+            <w:pPr>
+              <w:spacing w:after="0" w:line="280"/>
+            </w:pPr>
+            <w:r>
+              <w:rPr>
+                <w:rFonts w:ascii="Calibri" w:cs="Calibri" w:eastAsia="Calibri" w:hAnsi="Calibri"/>
+                <w:b w:val="false"/>
+                <w:bCs w:val="false"/>
+                <w:color w:val="1F2937"/>
+                <w:sz w:val="20"/>
+                <w:szCs w:val="20"/>
+              </w:rPr>
+              <w:t xml:space="preserve">ECS 線上版本</w:t>
+            </w:r>
+          </w:p>
+        </w:tc>
+        <w:tc>
+          <w:tcPr>
+            <w:tcW w:type="dxa" w:w="2200"/>
+            <w:shd w:fill="F8FAFC" w:color="auto" w:val="clear"/>
+            <w:tcMar>
+              <w:top w:type="dxa" w:w="90"/>
+              <w:left w:type="dxa" w:w="130"/>
+              <w:bottom w:type="dxa" w:w="90"/>
+              <w:right w:type="dxa" w:w="130"/>
+            </w:tcMar>
+          </w:tcPr>
+          <w:p>
+            <w:pPr>
+              <w:spacing w:after="0" w:line="280"/>
+            </w:pPr>
+            <w:r>
+              <w:rPr>
+                <w:rFonts w:ascii="Calibri" w:cs="Calibri" w:eastAsia="Calibri" w:hAnsi="Calibri"/>
+                <w:b w:val="false"/>
+                <w:bCs w:val="false"/>
+                <w:color w:val="1F2937"/>
+                <w:sz w:val="20"/>
+                <w:szCs w:val="20"/>
+              </w:rPr>
+              <w:t xml:space="preserve">v1.2.18-ci</w:t>
+            </w:r>
+          </w:p>
+        </w:tc>
+        <w:tc>
+          <w:tcPr>
+            <w:tcW w:type="dxa" w:w="2200"/>
+            <w:shd w:fill="F8FAFC" w:color="auto" w:val="clear"/>
+            <w:tcMar>
+              <w:top w:type="dxa" w:w="90"/>
+              <w:left w:type="dxa" w:w="130"/>
+              <w:bottom w:type="dxa" w:w="90"/>
+              <w:right w:type="dxa" w:w="130"/>
+            </w:tcMar>
+          </w:tcPr>
+          <w:p>
+            <w:pPr>
+              <w:spacing w:after="0" w:line="280"/>
+            </w:pPr>
+            <w:r>
+              <w:rPr>
+                <w:rFonts w:ascii="Calibri" w:cs="Calibri" w:eastAsia="Calibri" w:hAnsi="Calibri"/>
+                <w:b w:val="false"/>
+                <w:bCs w:val="false"/>
+                <w:color w:val="1F2937"/>
+                <w:sz w:val="20"/>
+                <w:szCs w:val="20"/>
+              </w:rPr>
+              <w:t xml:space="preserve">v1.2.18-ci</w:t>
+            </w:r>
+          </w:p>
+        </w:tc>
+        <w:tc>
+          <w:tcPr>
+            <w:tcW w:type="dxa" w:w="2200"/>
+            <w:shd w:fill="F8FAFC" w:color="auto" w:val="clear"/>
+            <w:tcMar>
+              <w:top w:type="dxa" w:w="90"/>
+              <w:left w:type="dxa" w:w="130"/>
+              <w:bottom w:type="dxa" w:w="90"/>
+              <w:right w:type="dxa" w:w="130"/>
+            </w:tcMar>
+          </w:tcPr>
+          <w:p>
+            <w:pPr>
+              <w:spacing w:after="0" w:line="280"/>
+            </w:pPr>
+            <w:r>
+              <w:rPr>
+                <w:rFonts w:ascii="Calibri" w:cs="Calibri" w:eastAsia="Calibri" w:hAnsi="Calibri"/>
+                <w:b/>
+                <w:bCs/>
+                <w:color w:val="15803D"/>
+                <w:sz w:val="20"/>
+                <w:szCs w:val="20"/>
+              </w:rPr>
+              <w:t xml:space="preserve">未變更</w:t>
+            </w:r>
+          </w:p>
+        </w:tc>
+      </w:tr>
+      <w:tr>
+        <w:tc>
+          <w:tcPr>
+            <w:tcW w:type="dxa" w:w="2400"/>
+            <w:tcMar>
+              <w:top w:type="dxa" w:w="90"/>
+              <w:left w:type="dxa" w:w="130"/>
+              <w:bottom w:type="dxa" w:w="90"/>
+              <w:right w:type="dxa" w:w="130"/>
+            </w:tcMar>
+          </w:tcPr>
+          <w:p>
+            <w:pPr>
+              <w:spacing w:after="0" w:line="280"/>
+            </w:pPr>
+            <w:r>
+              <w:rPr>
+                <w:rFonts w:ascii="Calibri" w:cs="Calibri" w:eastAsia="Calibri" w:hAnsi="Calibri"/>
+                <w:b w:val="false"/>
+                <w:bCs w:val="false"/>
+                <w:color w:val="1F2937"/>
+                <w:sz w:val="20"/>
+                <w:szCs w:val="20"/>
+              </w:rPr>
+              <w:t xml:space="preserve">ECR 最新映像檔</w:t>
+            </w:r>
+          </w:p>
+        </w:tc>
+        <w:tc>
+          <w:tcPr>
+            <w:tcW w:type="dxa" w:w="2200"/>
+            <w:tcMar>
+              <w:top w:type="dxa" w:w="90"/>
+              <w:left w:type="dxa" w:w="130"/>
+              <w:bottom w:type="dxa" w:w="90"/>
+              <w:right w:type="dxa" w:w="130"/>
+            </w:tcMar>
+          </w:tcPr>
+          <w:p>
+            <w:pPr>
+              <w:spacing w:after="0" w:line="280"/>
+            </w:pPr>
+            <w:r>
+              <w:rPr>
+                <w:rFonts w:ascii="Calibri" w:cs="Calibri" w:eastAsia="Calibri" w:hAnsi="Calibri"/>
+                <w:b w:val="false"/>
+                <w:bCs w:val="false"/>
+                <w:color w:val="1F2937"/>
+                <w:sz w:val="20"/>
+                <w:szCs w:val="20"/>
+              </w:rPr>
+              <w:t xml:space="preserve">86adf1a</w:t>
+            </w:r>
+          </w:p>
+        </w:tc>
+        <w:tc>
+          <w:tcPr>
+            <w:tcW w:type="dxa" w:w="2200"/>
+            <w:tcMar>
+              <w:top w:type="dxa" w:w="90"/>
+              <w:left w:type="dxa" w:w="130"/>
+              <w:bottom w:type="dxa" w:w="90"/>
+              <w:right w:type="dxa" w:w="130"/>
+            </w:tcMar>
+          </w:tcPr>
+          <w:p>
+            <w:pPr>
+              <w:spacing w:after="0" w:line="280"/>
+            </w:pPr>
+            <w:r>
+              <w:rPr>
+                <w:rFonts w:ascii="Calibri" w:cs="Calibri" w:eastAsia="Calibri" w:hAnsi="Calibri"/>
+                <w:b w:val="false"/>
+                <w:bCs w:val="false"/>
+                <w:color w:val="1F2937"/>
+                <w:sz w:val="20"/>
+                <w:szCs w:val="20"/>
+              </w:rPr>
+              <w:t xml:space="preserve">86adf1a</w:t>
+            </w:r>
+          </w:p>
+        </w:tc>
+        <w:tc>
+          <w:tcPr>
+            <w:tcW w:type="dxa" w:w="2200"/>
+            <w:tcMar>
+              <w:top w:type="dxa" w:w="90"/>
+              <w:left w:type="dxa" w:w="130"/>
+              <w:bottom w:type="dxa" w:w="90"/>
+              <w:right w:type="dxa" w:w="130"/>
+            </w:tcMar>
+          </w:tcPr>
+          <w:p>
+            <w:pPr>
+              <w:spacing w:after="0" w:line="280"/>
+            </w:pPr>
+            <w:r>
+              <w:rPr>
+                <w:rFonts w:ascii="Calibri" w:cs="Calibri" w:eastAsia="Calibri" w:hAnsi="Calibri"/>
+                <w:b/>
+                <w:bCs/>
+                <w:color w:val="15803D"/>
+                <w:sz w:val="20"/>
+                <w:szCs w:val="20"/>
+              </w:rPr>
+              <w:t xml:space="preserve">未推入新映像檔</w:t>
+            </w:r>
+          </w:p>
+        </w:tc>
+      </w:tr>
+    </w:tbl>
+    <w:p>
+      <w:pPr>
+        <w:spacing w:after="160"/>
+      </w:pPr>
+    </w:p>
+    <w:p>
+      <w:pPr>
+        <w:spacing w:after="120" w:line="300"/>
+      </w:pPr>
+      <w:r>
+        <w:rPr>
+          <w:rFonts w:ascii="Calibri" w:cs="Calibri" w:eastAsia="Calibri" w:hAnsi="Calibri"/>
+          <w:b/>
+          <w:bCs/>
+          <w:color w:val="1F2937"/>
+          <w:sz w:val="22"/>
+          <w:szCs w:val="22"/>
+        </w:rPr>
+        <w:t xml:space="preserve">損壞的程式碼連映像檔倉庫都未進入，更未抵達線上環境。將測試改回後推送，四個 job 全數通過，線上更新為 v1.2.20-ci。</w:t>
+      </w:r>
+    </w:p>
+    <w:p>
+      <w:pPr>
+        <w:pStyle w:val="Heading3"/>
+        <w:spacing w:after="140" w:before="260"/>
+      </w:pPr>
+      <w:r>
+        <w:rPr>
+          <w:rFonts w:ascii="Calibri" w:cs="Calibri" w:eastAsia="Calibri" w:hAnsi="Calibri"/>
+          <w:b/>
+          <w:bCs/>
+          <w:color w:val="1F2937"/>
+          <w:sz w:val="23"/>
+          <w:szCs w:val="23"/>
+        </w:rPr>
+        <w:t xml:space="preserve">3.6.2 指定舊版本回滾</w:t>
+      </w:r>
+    </w:p>
+    <w:p>
+      <w:pPr>
+        <w:spacing w:after="120" w:line="300"/>
+      </w:pPr>
+      <w:r>
+        <w:rPr>
+          <w:rFonts w:ascii="Calibri" w:cs="Calibri" w:eastAsia="Calibri" w:hAnsi="Calibri"/>
+          <w:color w:val="1F2937"/>
+          <w:sz w:val="22"/>
+          <w:szCs w:val="22"/>
+        </w:rPr>
+        <w:t xml:space="preserve">方法：自 ECR 選定較舊的映像檔標籤，以相同的部署機制重新部署至 EC2 與 ECS。</w:t>
+      </w:r>
+    </w:p>
+    <w:tbl>
+      <w:tblPr>
+        <w:tblW w:type="dxa" w:w="9000"/>
+        <w:tblBorders>
+          <w:top w:val="single" w:color="D1D5DB" w:sz="2"/>
+          <w:left w:val="single" w:color="D1D5DB" w:sz="2"/>
+          <w:bottom w:val="single" w:color="D1D5DB" w:sz="2"/>
+          <w:right w:val="single" w:color="D1D5DB" w:sz="2"/>
+          <w:insideH w:val="single" w:color="E5E7EB" w:sz="1"/>
+          <w:insideV w:val="single" w:color="E5E7EB" w:sz="1"/>
+        </w:tblBorders>
+      </w:tblPr>
+      <w:tblGrid>
+        <w:gridCol w:w="2400"/>
+        <w:gridCol w:w="6600"/>
+      </w:tblGrid>
+      <w:tr>
+        <w:trPr>
+          <w:tblHeader/>
+        </w:trPr>
+        <w:tc>
+          <w:tcPr>
+            <w:tcW w:type="dxa" w:w="2400"/>
+            <w:shd w:fill="EFF6FF" w:color="auto" w:val="clear"/>
+            <w:tcMar>
+              <w:top w:type="dxa" w:w="90"/>
+              <w:left w:type="dxa" w:w="130"/>
+              <w:bottom w:type="dxa" w:w="90"/>
+              <w:right w:type="dxa" w:w="130"/>
+            </w:tcMar>
+          </w:tcPr>
+          <w:p>
+            <w:pPr>
+              <w:spacing w:after="0" w:line="280"/>
+            </w:pPr>
+            <w:r>
+              <w:rPr>
+                <w:rFonts w:ascii="Calibri" w:cs="Calibri" w:eastAsia="Calibri" w:hAnsi="Calibri"/>
+                <w:b/>
+                <w:bCs/>
+                <w:color w:val="0369A1"/>
+                <w:sz w:val="19"/>
+                <w:szCs w:val="19"/>
+              </w:rPr>
+              <w:t xml:space="preserve">項目</w:t>
+            </w:r>
+          </w:p>
+        </w:tc>
+        <w:tc>
+          <w:tcPr>
+            <w:tcW w:type="dxa" w:w="6600"/>
+            <w:shd w:fill="EFF6FF" w:color="auto" w:val="clear"/>
+            <w:tcMar>
+              <w:top w:type="dxa" w:w="90"/>
+              <w:left w:type="dxa" w:w="130"/>
+              <w:bottom w:type="dxa" w:w="90"/>
+              <w:right w:type="dxa" w:w="130"/>
+            </w:tcMar>
+          </w:tcPr>
+          <w:p>
+            <w:pPr>
+              <w:spacing w:after="0" w:line="280"/>
+            </w:pPr>
+            <w:r>
+              <w:rPr>
+                <w:rFonts w:ascii="Calibri" w:cs="Calibri" w:eastAsia="Calibri" w:hAnsi="Calibri"/>
+                <w:b/>
+                <w:bCs/>
+                <w:color w:val="0369A1"/>
+                <w:sz w:val="19"/>
+                <w:szCs w:val="19"/>
+              </w:rPr>
+              <w:t xml:space="preserve">內容</w:t>
+            </w:r>
+          </w:p>
+        </w:tc>
+      </w:tr>
+      <w:tr>
+        <w:tc>
+          <w:tcPr>
+            <w:tcW w:type="dxa" w:w="2400"/>
+            <w:tcMar>
+              <w:top w:type="dxa" w:w="90"/>
+              <w:left w:type="dxa" w:w="130"/>
+              <w:bottom w:type="dxa" w:w="90"/>
+              <w:right w:type="dxa" w:w="130"/>
+            </w:tcMar>
+          </w:tcPr>
+          <w:p>
+            <w:pPr>
+              <w:spacing w:after="0" w:line="280"/>
+            </w:pPr>
+            <w:r>
+              <w:rPr>
+                <w:rFonts w:ascii="Calibri" w:cs="Calibri" w:eastAsia="Calibri" w:hAnsi="Calibri"/>
+                <w:b w:val="false"/>
+                <w:bCs w:val="false"/>
+                <w:color w:val="1F2937"/>
+                <w:sz w:val="20"/>
+                <w:szCs w:val="20"/>
+              </w:rPr>
+              <w:t xml:space="preserve">回滾前版本</w:t>
+            </w:r>
+          </w:p>
+        </w:tc>
+        <w:tc>
+          <w:tcPr>
+            <w:tcW w:type="dxa" w:w="6600"/>
+            <w:tcMar>
+              <w:top w:type="dxa" w:w="90"/>
+              <w:left w:type="dxa" w:w="130"/>
+              <w:bottom w:type="dxa" w:w="90"/>
+              <w:right w:type="dxa" w:w="130"/>
+            </w:tcMar>
+          </w:tcPr>
+          <w:p>
+            <w:pPr>
+              <w:spacing w:after="0" w:line="280"/>
+            </w:pPr>
+            <w:r>
+              <w:rPr>
+                <w:rFonts w:ascii="Calibri" w:cs="Calibri" w:eastAsia="Calibri" w:hAnsi="Calibri"/>
+                <w:b w:val="false"/>
+                <w:bCs w:val="false"/>
+                <w:color w:val="1F2937"/>
+                <w:sz w:val="20"/>
+                <w:szCs w:val="20"/>
+              </w:rPr>
+              <w:t xml:space="preserve">v1.2.20-ci</w:t>
+            </w:r>
+          </w:p>
+        </w:tc>
+      </w:tr>
+      <w:tr>
+        <w:tc>
+          <w:tcPr>
+            <w:tcW w:type="dxa" w:w="2400"/>
+            <w:shd w:fill="F8FAFC" w:color="auto" w:val="clear"/>
+            <w:tcMar>
+              <w:top w:type="dxa" w:w="90"/>
+              <w:left w:type="dxa" w:w="130"/>
+              <w:bottom w:type="dxa" w:w="90"/>
+              <w:right w:type="dxa" w:w="130"/>
+            </w:tcMar>
+          </w:tcPr>
+          <w:p>
+            <w:pPr>
+              <w:spacing w:after="0" w:line="280"/>
+            </w:pPr>
+            <w:r>
+              <w:rPr>
+                <w:rFonts w:ascii="Calibri" w:cs="Calibri" w:eastAsia="Calibri" w:hAnsi="Calibri"/>
+                <w:b w:val="false"/>
+                <w:bCs w:val="false"/>
+                <w:color w:val="1F2937"/>
+                <w:sz w:val="20"/>
+                <w:szCs w:val="20"/>
+              </w:rPr>
+              <w:t xml:space="preserve">回滾目標</w:t>
+            </w:r>
+          </w:p>
+        </w:tc>
+        <w:tc>
+          <w:tcPr>
+            <w:tcW w:type="dxa" w:w="6600"/>
+            <w:shd w:fill="F8FAFC" w:color="auto" w:val="clear"/>
+            <w:tcMar>
+              <w:top w:type="dxa" w:w="90"/>
+              <w:left w:type="dxa" w:w="130"/>
+              <w:bottom w:type="dxa" w:w="90"/>
+              <w:right w:type="dxa" w:w="130"/>
+            </w:tcMar>
+          </w:tcPr>
+          <w:p>
+            <w:pPr>
+              <w:spacing w:after="0" w:line="280"/>
+            </w:pPr>
+            <w:r>
+              <w:rPr>
+                <w:rFonts w:ascii="Calibri" w:cs="Calibri" w:eastAsia="Calibri" w:hAnsi="Calibri"/>
+                <w:b w:val="false"/>
+                <w:bCs w:val="false"/>
+                <w:color w:val="1F2937"/>
+                <w:sz w:val="20"/>
+                <w:szCs w:val="20"/>
+              </w:rPr>
+              <w:t xml:space="preserve">f7f62d4（v1.2.16-ci），往回 4 個版本</w:t>
+            </w:r>
+          </w:p>
+        </w:tc>
+      </w:tr>
+      <w:tr>
+        <w:tc>
+          <w:tcPr>
+            <w:tcW w:type="dxa" w:w="2400"/>
+            <w:tcMar>
+              <w:top w:type="dxa" w:w="90"/>
+              <w:left w:type="dxa" w:w="130"/>
+              <w:bottom w:type="dxa" w:w="90"/>
+              <w:right w:type="dxa" w:w="130"/>
+            </w:tcMar>
+          </w:tcPr>
+          <w:p>
+            <w:pPr>
+              <w:spacing w:after="0" w:line="280"/>
+            </w:pPr>
+            <w:r>
+              <w:rPr>
+                <w:rFonts w:ascii="Calibri" w:cs="Calibri" w:eastAsia="Calibri" w:hAnsi="Calibri"/>
+                <w:b w:val="false"/>
+                <w:bCs w:val="false"/>
+                <w:color w:val="1F2937"/>
+                <w:sz w:val="20"/>
+                <w:szCs w:val="20"/>
+              </w:rPr>
+              <w:t xml:space="preserve">EC2 回滾方式</w:t>
+            </w:r>
+          </w:p>
+        </w:tc>
+        <w:tc>
+          <w:tcPr>
+            <w:tcW w:type="dxa" w:w="6600"/>
+            <w:tcMar>
+              <w:top w:type="dxa" w:w="90"/>
+              <w:left w:type="dxa" w:w="130"/>
+              <w:bottom w:type="dxa" w:w="90"/>
+              <w:right w:type="dxa" w:w="130"/>
+            </w:tcMar>
+          </w:tcPr>
+          <w:p>
+            <w:pPr>
+              <w:spacing w:after="0" w:line="280"/>
+            </w:pPr>
+            <w:r>
+              <w:rPr>
+                <w:rFonts w:ascii="Calibri" w:cs="Calibri" w:eastAsia="Calibri" w:hAnsi="Calibri"/>
+                <w:b w:val="false"/>
+                <w:bCs w:val="false"/>
+                <w:color w:val="1F2937"/>
+                <w:sz w:val="20"/>
+                <w:szCs w:val="20"/>
+              </w:rPr>
+              <w:t xml:space="preserve">SSM Run Command，指定 SHA 標籤拉取並重啟容器</w:t>
+            </w:r>
+          </w:p>
+        </w:tc>
+      </w:tr>
+      <w:tr>
+        <w:tc>
+          <w:tcPr>
+            <w:tcW w:type="dxa" w:w="2400"/>
+            <w:shd w:fill="F8FAFC" w:color="auto" w:val="clear"/>
+            <w:tcMar>
+              <w:top w:type="dxa" w:w="90"/>
+              <w:left w:type="dxa" w:w="130"/>
+              <w:bottom w:type="dxa" w:w="90"/>
+              <w:right w:type="dxa" w:w="130"/>
+            </w:tcMar>
+          </w:tcPr>
+          <w:p>
+            <w:pPr>
+              <w:spacing w:after="0" w:line="280"/>
+            </w:pPr>
+            <w:r>
+              <w:rPr>
+                <w:rFonts w:ascii="Calibri" w:cs="Calibri" w:eastAsia="Calibri" w:hAnsi="Calibri"/>
+                <w:b w:val="false"/>
+                <w:bCs w:val="false"/>
+                <w:color w:val="1F2937"/>
+                <w:sz w:val="20"/>
+                <w:szCs w:val="20"/>
+              </w:rPr>
+              <w:t xml:space="preserve">ECS 回滾方式</w:t>
+            </w:r>
+          </w:p>
+        </w:tc>
+        <w:tc>
+          <w:tcPr>
+            <w:tcW w:type="dxa" w:w="6600"/>
+            <w:shd w:fill="F8FAFC" w:color="auto" w:val="clear"/>
+            <w:tcMar>
+              <w:top w:type="dxa" w:w="90"/>
+              <w:left w:type="dxa" w:w="130"/>
+              <w:bottom w:type="dxa" w:w="90"/>
+              <w:right w:type="dxa" w:w="130"/>
+            </w:tcMar>
+          </w:tcPr>
+          <w:p>
+            <w:pPr>
+              <w:spacing w:after="0" w:line="280"/>
+            </w:pPr>
+            <w:r>
+              <w:rPr>
+                <w:rFonts w:ascii="Calibri" w:cs="Calibri" w:eastAsia="Calibri" w:hAnsi="Calibri"/>
+                <w:b w:val="false"/>
+                <w:bCs w:val="false"/>
+                <w:color w:val="1F2937"/>
+                <w:sz w:val="20"/>
+                <w:szCs w:val="20"/>
+              </w:rPr>
+              <w:t xml:space="preserve">註冊指向舊 SHA 的任務定義，觸發滾動更新</w:t>
+            </w:r>
+          </w:p>
+        </w:tc>
+      </w:tr>
+      <w:tr>
+        <w:tc>
+          <w:tcPr>
+            <w:tcW w:type="dxa" w:w="2400"/>
+            <w:tcMar>
+              <w:top w:type="dxa" w:w="90"/>
+              <w:left w:type="dxa" w:w="130"/>
+              <w:bottom w:type="dxa" w:w="90"/>
+              <w:right w:type="dxa" w:w="130"/>
+            </w:tcMar>
+          </w:tcPr>
+          <w:p>
+            <w:pPr>
+              <w:spacing w:after="0" w:line="280"/>
+            </w:pPr>
+            <w:r>
+              <w:rPr>
+                <w:rFonts w:ascii="Calibri" w:cs="Calibri" w:eastAsia="Calibri" w:hAnsi="Calibri"/>
+                <w:b w:val="false"/>
+                <w:bCs w:val="false"/>
+                <w:color w:val="1F2937"/>
+                <w:sz w:val="20"/>
+                <w:szCs w:val="20"/>
+              </w:rPr>
+              <w:t xml:space="preserve">回滾後兩個目標</w:t>
+            </w:r>
+          </w:p>
+        </w:tc>
+        <w:tc>
+          <w:tcPr>
+            <w:tcW w:type="dxa" w:w="6600"/>
+            <w:tcMar>
+              <w:top w:type="dxa" w:w="90"/>
+              <w:left w:type="dxa" w:w="130"/>
+              <w:bottom w:type="dxa" w:w="90"/>
+              <w:right w:type="dxa" w:w="130"/>
+            </w:tcMar>
+          </w:tcPr>
+          <w:p>
+            <w:pPr>
+              <w:spacing w:after="0" w:line="280"/>
+            </w:pPr>
+            <w:r>
+              <w:rPr>
+                <w:rFonts w:ascii="Calibri" w:cs="Calibri" w:eastAsia="Calibri" w:hAnsi="Calibri"/>
+                <w:b/>
+                <w:bCs/>
+                <w:color w:val="15803D"/>
+                <w:sz w:val="20"/>
+                <w:szCs w:val="20"/>
+              </w:rPr>
+              <w:t xml:space="preserve">均為 v1.2.16-ci，網頁 Git Commit 顯示 f7f62d4</w:t>
+            </w:r>
+          </w:p>
+        </w:tc>
+      </w:tr>
+      <w:tr>
+        <w:tc>
+          <w:tcPr>
+            <w:tcW w:type="dxa" w:w="2400"/>
+            <w:shd w:fill="F8FAFC" w:color="auto" w:val="clear"/>
+            <w:tcMar>
+              <w:top w:type="dxa" w:w="90"/>
+              <w:left w:type="dxa" w:w="130"/>
+              <w:bottom w:type="dxa" w:w="90"/>
+              <w:right w:type="dxa" w:w="130"/>
+            </w:tcMar>
+          </w:tcPr>
+          <w:p>
+            <w:pPr>
+              <w:spacing w:after="0" w:line="280"/>
+            </w:pPr>
+            <w:r>
+              <w:rPr>
+                <w:rFonts w:ascii="Calibri" w:cs="Calibri" w:eastAsia="Calibri" w:hAnsi="Calibri"/>
+                <w:b w:val="false"/>
+                <w:bCs w:val="false"/>
+                <w:color w:val="1F2937"/>
+                <w:sz w:val="20"/>
+                <w:szCs w:val="20"/>
+              </w:rPr>
+              <w:t xml:space="preserve">總耗時</w:t>
+            </w:r>
+          </w:p>
+        </w:tc>
+        <w:tc>
+          <w:tcPr>
+            <w:tcW w:type="dxa" w:w="6600"/>
+            <w:shd w:fill="F8FAFC" w:color="auto" w:val="clear"/>
+            <w:tcMar>
+              <w:top w:type="dxa" w:w="90"/>
+              <w:left w:type="dxa" w:w="130"/>
+              <w:bottom w:type="dxa" w:w="90"/>
+              <w:right w:type="dxa" w:w="130"/>
+            </w:tcMar>
+          </w:tcPr>
+          <w:p>
+            <w:pPr>
+              <w:spacing w:after="0" w:line="280"/>
+            </w:pPr>
+            <w:r>
+              <w:rPr>
+                <w:rFonts w:ascii="Calibri" w:cs="Calibri" w:eastAsia="Calibri" w:hAnsi="Calibri"/>
+                <w:b/>
+                <w:bCs/>
+                <w:color w:val="1F2937"/>
+                <w:sz w:val="20"/>
+                <w:szCs w:val="20"/>
+              </w:rPr>
+              <w:t xml:space="preserve">257 秒</w:t>
+            </w:r>
+          </w:p>
+        </w:tc>
+      </w:tr>
+    </w:tbl>
+    <w:p>
+      <w:pPr>
+        <w:spacing w:after="160"/>
+      </w:pPr>
+    </w:p>
+    <w:p>
+      <w:pPr>
+        <w:spacing w:after="120" w:line="300"/>
+      </w:pPr>
+      <w:r>
+        <w:rPr>
+          <w:rFonts w:ascii="Calibri" w:cs="Calibri" w:eastAsia="Calibri" w:hAnsi="Calibri"/>
+          <w:b/>
+          <w:bCs/>
+          <w:color w:val="1F2937"/>
+          <w:sz w:val="22"/>
+          <w:szCs w:val="22"/>
+        </w:rPr>
+        <w:t xml:space="preserve">此能力源自關 2 的一項刻意設計：部署時指定 commit SHA 標籤而非 latest。latest 會被後續每一次建置覆蓋，唯有 commit SHA 與該次程式碼修改永久對應。因此回滾在操作上並非特殊程序，而僅是「指定另一個標籤重新部署」，與正常部署走完全相同的路徑。</w:t>
+      </w:r>
+    </w:p>
+    <w:p>
+      <w:pPr>
+        <w:spacing w:after="100"/>
+      </w:pPr>
+    </w:p>
+    <w:p>
+      <w:pPr>
+        <w:spacing w:after="120" w:line="300"/>
+      </w:pPr>
+      <w:r>
+        <w:rPr>
+          <w:rFonts w:ascii="Calibri" w:cs="Calibri" w:eastAsia="Calibri" w:hAnsi="Calibri"/>
+          <w:color w:val="1F2937"/>
+          <w:sz w:val="22"/>
+          <w:szCs w:val="22"/>
+        </w:rPr>
+        <w:t xml:space="preserve">限制：ECR 生命週期政策僅保留最近 5 個映像檔，故可回滾範圍為最近 5 個版本。此為儲存成本與可回溯範圍之間的取捨，正式環境可依需求調整。</w:t>
       </w:r>
     </w:p>
     <w:p>
@@ -14495,11 +16209,11 @@
             <w:r>
               <w:rPr>
                 <w:rFonts w:ascii="Calibri" w:cs="Calibri" w:eastAsia="Calibri" w:hAnsi="Calibri"/>
-                <w:color w:val="B45309"/>
-                <w:sz w:val="20"/>
-                <w:szCs w:val="20"/>
-              </w:rPr>
-              <w:t xml:space="preserve">待補</w:t>
+                <w:color w:val="15803D"/>
+                <w:sz w:val="20"/>
+                <w:szCs w:val="20"/>
+              </w:rPr>
+              <w:t xml:space="preserve">完成</w:t>
             </w:r>
           </w:p>
         </w:tc>
@@ -14526,7 +16240,7 @@
                 <w:sz w:val="20"/>
                 <w:szCs w:val="20"/>
               </w:rPr>
-              <w:t xml:space="preserve">機制已建置（needs 相依），待實際演示</w:t>
+              <w:t xml:space="preserve">第 19 次執行實測：測試紅燈、後三個 job 未執行</w:t>
             </w:r>
           </w:p>
         </w:tc>
@@ -14935,11 +16649,11 @@
             <w:r>
               <w:rPr>
                 <w:rFonts w:ascii="Calibri" w:cs="Calibri" w:eastAsia="Calibri" w:hAnsi="Calibri"/>
-                <w:color w:val="B45309"/>
-                <w:sz w:val="20"/>
-                <w:szCs w:val="20"/>
-              </w:rPr>
-              <w:t xml:space="preserve">待補</w:t>
+                <w:color w:val="15803D"/>
+                <w:sz w:val="20"/>
+                <w:szCs w:val="20"/>
+              </w:rPr>
+              <w:t xml:space="preserve">完成</w:t>
             </w:r>
           </w:p>
         </w:tc>
@@ -14966,7 +16680,7 @@
                 <w:sz w:val="20"/>
                 <w:szCs w:val="20"/>
               </w:rPr>
-              <w:t xml:space="preserve">機制已建置（SHA 標籤），待實際演示</w:t>
+              <w:t xml:space="preserve">回滾至 f7f62d4，兩個目標均退回 v1.2.16-ci</w:t>
             </w:r>
           </w:p>
         </w:tc>

--- a/報告/NKC202_期末專題報告.docx
+++ b/報告/NKC202_期末專題報告.docx
@@ -178,6 +178,41 @@
     </w:p>
     <w:p>
       <w:pPr>
+        <w:spacing w:after="60" w:line="300"/>
+        <w:jc w:val="center"/>
+      </w:pPr>
+      <w:r>
+        <w:rPr>
+          <w:rFonts w:ascii="Calibri" w:cs="Calibri" w:eastAsia="Calibri" w:hAnsi="Calibri"/>
+          <w:color w:val="6B7280"/>
+          <w:sz w:val="22"/>
+          <w:szCs w:val="22"/>
+        </w:rPr>
+        <w:t xml:space="preserve">程式碼、32 張證據截圖與完整 commit 歷史：</w:t>
+      </w:r>
+    </w:p>
+    <w:p>
+      <w:pPr>
+        <w:spacing w:after="120" w:line="300"/>
+        <w:jc w:val="center"/>
+      </w:pPr>
+      <w:hyperlink w:history="1" r:id="rIdjg1jx7mgiuydsrz7u5rnx">
+        <w:r>
+          <w:rPr>
+            <w:rFonts w:ascii="Calibri" w:cs="Calibri" w:eastAsia="Calibri" w:hAnsi="Calibri"/>
+            <w:b/>
+            <w:bCs/>
+            <w:color w:val="0369A1"/>
+            <w:sz w:val="26"/>
+            <w:szCs w:val="26"/>
+            <w:u w:val="single"/>
+          </w:rPr>
+          <w:t xml:space="preserve">github.com/CarlosChangYao/aws-cicd-pipeline</w:t>
+        </w:r>
+      </w:hyperlink>
+    </w:p>
+    <w:p>
+      <w:pPr>
         <w:spacing w:after="120" w:line="300"/>
         <w:jc w:val="center"/>
       </w:pPr>
@@ -187,10 +222,10 @@
           <w:i/>
           <w:iCs/>
           <w:color w:val="6B7280"/>
-          <w:sz w:val="20"/>
-          <w:szCs w:val="20"/>
-        </w:rPr>
-        <w:t xml:space="preserve">程式碼與完整證據：github.com/CarlosChangYao/aws-cicd-pipeline</w:t>
+          <w:sz w:val="18"/>
+          <w:szCs w:val="18"/>
+        </w:rPr>
+        <w:t xml:space="preserve">（本報告的圖片證據皆存放於上述 repo 的 證據截圖/ 目錄，可直接點擊連結檢視）</w:t>
       </w:r>
     </w:p>
     <w:p>
@@ -16792,7 +16827,7 @@
                 <w:sz w:val="20"/>
                 <w:szCs w:val="20"/>
               </w:rPr>
-              <w:t xml:space="preserve">關4 紀錄檔（300 次請求零失敗）</w:t>
+              <w:t xml:space="preserve">關4 截圖 01–05、紀錄檔（300 次請求零失敗）、infra/02-ecs.yaml</w:t>
             </w:r>
           </w:p>
         </w:tc>
@@ -16900,7 +16935,7 @@
                 <w:sz w:val="20"/>
                 <w:szCs w:val="20"/>
               </w:rPr>
-              <w:t xml:space="preserve">docs/架構圖.md、26 張截圖、README.md</w:t>
+              <w:t xml:space="preserve">docs/架構圖.md、32 張截圖、README.md</w:t>
             </w:r>
           </w:p>
         </w:tc>
@@ -18439,7 +18474,7 @@
                 <w:sz w:val="20"/>
                 <w:szCs w:val="20"/>
               </w:rPr>
-              <w:t xml:space="preserve">證據截圖/（26 張）</w:t>
+              <w:t xml:space="preserve">證據截圖/（32 張）</w:t>
             </w:r>
           </w:p>
         </w:tc>
@@ -18467,7 +18502,7 @@
                 <w:sz w:val="20"/>
                 <w:szCs w:val="20"/>
               </w:rPr>
-              <w:t xml:space="preserve">關0 13 張、關1 3 張、關2 6 張、關3 4 張</w:t>
+              <w:t xml:space="preserve">關0 13 張、關1 3 張、關2 6 張、關3 4 張、關4 6 張</w:t>
             </w:r>
           </w:p>
         </w:tc>

--- a/報告/NKC202_期末專題報告.docx
+++ b/報告/NKC202_期末專題報告.docx
@@ -188,7 +188,7 @@
           <w:sz w:val="22"/>
           <w:szCs w:val="22"/>
         </w:rPr>
-        <w:t xml:space="preserve">程式碼、32 張證據截圖與完整 commit 歷史：</w:t>
+        <w:t xml:space="preserve">程式碼、34 張證據截圖與完整 commit 歷史：</w:t>
       </w:r>
     </w:p>
     <w:p>
@@ -196,7 +196,7 @@
         <w:spacing w:after="120" w:line="300"/>
         <w:jc w:val="center"/>
       </w:pPr>
-      <w:hyperlink w:history="1" r:id="rIdjg1jx7mgiuydsrz7u5rnx">
+      <w:hyperlink w:history="1" r:id="rIdmtc32su-rtlb2xcc1w-sk">
         <w:r>
           <w:rPr>
             <w:rFonts w:ascii="Calibri" w:cs="Calibri" w:eastAsia="Calibri" w:hAnsi="Calibri"/>
@@ -16275,7 +16275,7 @@
                 <w:sz w:val="20"/>
                 <w:szCs w:val="20"/>
               </w:rPr>
-              <w:t xml:space="preserve">第 19 次執行實測：測試紅燈、後三個 job 未執行</w:t>
+              <w:t xml:space="preserve">檢核點12 截圖 01–02：第 19 次執行測試紅燈、後三個 job 未執行</w:t>
             </w:r>
           </w:p>
         </w:tc>
@@ -16935,7 +16935,7 @@
                 <w:sz w:val="20"/>
                 <w:szCs w:val="20"/>
               </w:rPr>
-              <w:t xml:space="preserve">docs/架構圖.md、32 張截圖、README.md</w:t>
+              <w:t xml:space="preserve">docs/架構圖.md、34 張截圖、README.md</w:t>
             </w:r>
           </w:p>
         </w:tc>
@@ -18474,7 +18474,7 @@
                 <w:sz w:val="20"/>
                 <w:szCs w:val="20"/>
               </w:rPr>
-              <w:t xml:space="preserve">證據截圖/（32 張）</w:t>
+              <w:t xml:space="preserve">證據截圖/（34 張）</w:t>
             </w:r>
           </w:p>
         </w:tc>
@@ -18502,7 +18502,7 @@
                 <w:sz w:val="20"/>
                 <w:szCs w:val="20"/>
               </w:rPr>
-              <w:t xml:space="preserve">關0 13 張、關1 3 張、關2 6 張、關3 4 張、關4 6 張</w:t>
+              <w:t xml:space="preserve">關0 13、關1 3、關2 6、關3 4、關4 6、檢核點12 2 張</w:t>
             </w:r>
           </w:p>
         </w:tc>
